--- a/roundtrip_output.docx
+++ b/roundtrip_output.docx
@@ -106,6 +106,9 @@
       </w:r>
     </w:p>
     <w:p>
+      <w:pPr>
+        <w:pStyle w:val="Sub-headerCVHP"/>
+      </w:pPr>
       <w:r>
         <w:br w:type="page"/>
       </w:r>
